--- a/docs/inventory/Dispatch Recovery Findings.docx
+++ b/docs/inventory/Dispatch Recovery Findings.docx
@@ -457,6 +457,60 @@
           </w:p>
         </w:tc>
       </w:tr>
+      <w:tr>
+        <w:tc>
+          <w:tcPr>
+            <w:tcW w:type="dxa" w:w="2100"/>
+            <w:tcMar>
+              <w:top w:type="dxa" w:w="90"/>
+              <w:left w:type="dxa" w:w="130"/>
+              <w:bottom w:type="dxa" w:w="90"/>
+              <w:right w:type="dxa" w:w="130"/>
+            </w:tcMar>
+          </w:tcPr>
+          <w:p>
+            <w:pPr>
+              <w:spacing w:after="0" w:before="0" w:line="250"/>
+            </w:pPr>
+            <w:r>
+              <w:rPr>
+                <w:rFonts w:ascii="Calibri" w:cs="Calibri" w:eastAsia="Calibri" w:hAnsi="Calibri"/>
+                <w:b/>
+                <w:bCs/>
+                <w:color w:val="1A2129"/>
+                <w:sz w:val="21"/>
+                <w:szCs w:val="21"/>
+              </w:rPr>
+              <w:t xml:space="preserve">Amended</w:t>
+            </w:r>
+          </w:p>
+        </w:tc>
+        <w:tc>
+          <w:tcPr>
+            <w:tcW w:type="dxa" w:w="7260"/>
+            <w:tcMar>
+              <w:top w:type="dxa" w:w="90"/>
+              <w:left w:type="dxa" w:w="130"/>
+              <w:bottom w:type="dxa" w:w="90"/>
+              <w:right w:type="dxa" w:w="130"/>
+            </w:tcMar>
+          </w:tcPr>
+          <w:p>
+            <w:pPr>
+              <w:spacing w:after="0" w:before="0" w:line="250"/>
+            </w:pPr>
+            <w:r>
+              <w:rPr>
+                <w:rFonts w:ascii="Calibri" w:cs="Calibri" w:eastAsia="Calibri" w:hAnsi="Calibri"/>
+                <w:color w:val="1A2129"/>
+                <w:sz w:val="21"/>
+                <w:szCs w:val="21"/>
+              </w:rPr>
+              <w:t xml:space="preserve">2026-09-11 — three corrections applied (C-01 live proof, C-02 Hold test count, C-03 joe-portal divergence). Recorded in CORRECTIONS.md, not silently overwritten.</w:t>
+            </w:r>
+          </w:p>
+        </w:tc>
+      </w:tr>
     </w:tbl>
     <w:p>
       <w:pPr>
@@ -959,7 +1013,7 @@
                 <w:sz w:val="26"/>
                 <w:szCs w:val="26"/>
               </w:rPr>
-              <w:t xml:space="preserve">1</w:t>
+              <w:t xml:space="preserve">2</w:t>
             </w:r>
           </w:p>
         </w:tc>
@@ -984,7 +1038,7 @@
                 <w:sz w:val="21"/>
                 <w:szCs w:val="21"/>
               </w:rPr>
-              <w:t xml:space="preserve">repository with capabilities proven against live external services</w:t>
+              <w:t xml:space="preserve">repositories with proof against a live external service — only one of them broadly</w:t>
             </w:r>
           </w:p>
         </w:tc>
@@ -2257,7 +2311,7 @@
           <w:sz w:val="23"/>
           <w:szCs w:val="23"/>
         </w:rPr>
-        <w:t xml:space="preserve">The newest work in the ecosystem sits unmerged, 48 commits ahead.</w:t>
+        <w:t xml:space="preserve">The newest work in the ecosystem sits unmerged — and is also a month-old fork.</w:t>
       </w:r>
     </w:p>
     <w:p>
@@ -2272,6 +2326,20 @@
           <w:szCs w:val="21"/>
         </w:rPr>
         <w:t xml:space="preserve">Dispatch’s joe-portal branch tips at 2026-09-03 — newer than main (2026-08-31) — and carries roughly 14,000 lines that are on no default branch: a Driver Cockpit (982 lines, with a 956-line test file), a JOE Portal and API, mission and scheduling engines, a booking board, arrival notices, and an Outlook mail connector.</w:t>
+      </w:r>
+    </w:p>
+    <w:p>
+      <w:pPr>
+        <w:spacing w:after="140" w:before="0" w:line="276"/>
+      </w:pPr>
+      <w:r>
+        <w:rPr>
+          <w:rFonts w:ascii="Calibri" w:cs="Calibri" w:eastAsia="Calibri" w:hAnsi="Calibri"/>
+          <w:color w:val="1A2129"/>
+          <w:sz w:val="21"/>
+          <w:szCs w:val="21"/>
+        </w:rPr>
+        <w:t xml:space="preserve">It is 48 commits ahead of main and 188 commits behind it. It forked on 2026-08-03, one day after Dispatch’s first commit, so nearly the entire freight platform was built on main after this branch left. Its merge cost was measured separately — see the companion Merge Risk Assessment.</w:t>
       </w:r>
     </w:p>
     <w:p>
@@ -2305,7 +2373,7 @@
           <w:sz w:val="18"/>
           <w:szCs w:val="18"/>
         </w:rPr>
-        <w:t xml:space="preserve">branch joe-portal  ·  48 commits ahead of main  ·  tip 2026-09-03</w:t>
+        <w:t xml:space="preserve">branch joe-portal  ·  48 ahead / 188 behind main  ·  forked 2026-08-03  ·  tip 2026-09-03</w:t>
       </w:r>
       <w:r>
         <w:br/>
@@ -2588,7 +2656,7 @@
           <w:sz w:val="23"/>
           <w:szCs w:val="23"/>
         </w:rPr>
-        <w:t xml:space="preserve">Only one repository has been proven against anything real.</w:t>
+        <w:t xml:space="preserve">Almost nothing has been proven against anything real.</w:t>
       </w:r>
     </w:p>
     <w:p>
@@ -2602,7 +2670,7 @@
           <w:sz w:val="21"/>
           <w:szCs w:val="21"/>
         </w:rPr>
-        <w:t xml:space="preserve">Joe-Assistant is the sole repository whose capabilities were measured by running the program against live external services. Its own truth matrix records the measurement date and method, and is equally plain about what failed.</w:t>
+        <w:t xml:space="preserve">Joe-Assistant is the repository whose capabilities were measured broadly by running the program against live external services, and the only one proven against a live Microsoft service. Its own truth matrix records the measurement date and method, and is equally plain about what failed.</w:t>
       </w:r>
     </w:p>
     <w:p>
@@ -2683,6 +2751,20 @@
           <w:szCs w:val="18"/>
         </w:rPr>
         <w:t xml:space="preserve">ABSENT   audio-activity detection · the Dispatch connection itself</w:t>
+      </w:r>
+    </w:p>
+    <w:p>
+      <w:pPr>
+        <w:spacing w:after="140" w:before="0" w:line="276"/>
+      </w:pPr>
+      <w:r>
+        <w:rPr>
+          <w:rFonts w:ascii="Calibri" w:cs="Calibri" w:eastAsia="Calibri" w:hAnsi="Calibri"/>
+          <w:color w:val="1A2129"/>
+          <w:sz w:val="21"/>
+          <w:szCs w:val="21"/>
+        </w:rPr>
+        <w:t xml:space="preserve">Hold carries one live proof of its own: docs/lanes/C/NOTES.md records its vision extractor exercised against the real Anthropic API on 2026-08-05, a run that found and fixed a bug. The limit is stated in the same note — the receipt image was synthesised, because no real scanned receipt existed in that build environment. Live-API proof, not real-document proof.</w:t>
       </w:r>
     </w:p>
     <w:p>
@@ -3422,7 +3504,7 @@
                 <w:sz w:val="19"/>
                 <w:szCs w:val="19"/>
               </w:rPr>
-              <w:t xml:space="preserve">JOE. The only live-service integration in the ecosystem.</w:t>
+              <w:t xml:space="preserve">JOE. The only broadly proven repository; the only live Microsoft integration.</w:t>
             </w:r>
           </w:p>
         </w:tc>
@@ -3561,7 +3643,7 @@
                 <w:sz w:val="19"/>
                 <w:szCs w:val="19"/>
               </w:rPr>
-              <w:t xml:space="preserve">Receipt/IFTA/Reports build. Zero code on main.</w:t>
+              <w:t xml:space="preserve">Receipt/IFTA/Reports build. Zero code on main. Suite run 2026-09-11: 469 passed, 0 failed.</w:t>
             </w:r>
           </w:p>
         </w:tc>
@@ -5970,7 +6052,7 @@
           <w:sz w:val="21"/>
           <w:szCs w:val="21"/>
         </w:rPr>
-        <w:t xml:space="preserve">No test suite was run. </w:t>
+        <w:t xml:space="preserve">Almost no test suite was run. </w:t>
       </w:r>
       <w:r>
         <w:rPr>
@@ -5979,7 +6061,7 @@
           <w:sz w:val="21"/>
           <w:szCs w:val="21"/>
         </w:rPr>
-        <w:t xml:space="preserve">Every test count here — roughly 5,150 across the ecosystem — is a static count of test functions. It is evidence that tests exist, not that they pass. The one exception: tests/test_repository_doctrine.py was run against the inventory’s own additions and passed, 44 tests.</w:t>
+        <w:t xml:space="preserve">Every test count here — roughly 5,150 across the ecosystem — is a static count of test functions. It is evidence that tests exist, not that they pass. Two exceptions: tests/test_repository_doctrine.py passed (44 tests), and Hold’s integration suite was executed on 2026-09-11 — 469 passed, 0 failed.</w:t>
       </w:r>
     </w:p>
     <w:p>
